--- a/redrob_signals_doc.docx
+++ b/redrob_signals_doc.docx
@@ -25459,4 +25459,7 @@
     <ds:schemaRef ds:uri="http://schemas.openxmlformats.org/officeDocument/2006/bibliography"/>
   </ds:schemaRefs>
 </ds:datastoreItem>
+</file>
+
+<file path=dummy.txt> 
 </file>